--- a/rapports/2026-06-06/EQ33/EQ33_enq3_v2/DR_malforme_1_43201E_11/72-05-48-86.docx
+++ b/rapports/2026-06-06/EQ33/EQ33_enq3_v2/DR_malforme_1_43201E_11/72-05-48-86.docx
@@ -297,7 +297,7 @@
           <w:color w:val="1F6FEB"/>
           <w:sz w:val="22"/>
         </w:rPr>
-        <w:t>⚠ INCOHÉRENCES À CORRIGER (54)</w:t>
+        <w:t>⚠ INCOHÉRENCES À CORRIGER (49)</w:t>
       </w:r>
     </w:p>
     <w:tbl>
@@ -1745,7 +1745,7 @@
                 <w:i w:val="0"/>
                 <w:sz w:val="17"/>
               </w:rPr>
-              <w:t>Incohérence!!! seulement les écoles privées paient les frais de scolarité (y compris les frais d'inscription).</w:t>
+              <w:t>Incohérent!! Le niveau d'instruction déclaré par l'un des enfants () au niveau de la section 1 de Finton Mané diffère de celui donné par Finton Mané lui-même qui affirme ne pas avoir frequenté l'école formelle.</w:t>
             </w:r>
           </w:p>
         </w:tc>
@@ -1804,7 +1804,7 @@
                 <w:color w:val="16A34A"/>
                 <w:sz w:val="16"/>
               </w:rPr>
-              <w:t>s01q32, s01q36, s01q38, s04q37_modif, s02q33, s02q34, s01q00b</w:t>
+              <w:t>—</w:t>
             </w:r>
           </w:p>
         </w:tc>
@@ -1835,7 +1835,7 @@
                 <w:i w:val="0"/>
                 <w:sz w:val="17"/>
               </w:rPr>
-              <w:t>Peu probable!!! Vu l'âge (15 ans) de Kady Biaye ou l'année à laquelle Kady Biaye a fréquenté l'école pour la dernière fois (.) le dernier diplome de Kady Biaye ne peut être le Certificat d'études primaires (CEP), prière de corriger cette incohérence ou confirmer avec le QG.</w:t>
+              <w:t>Incohérent!! Le niveau d'instruction déclaré par l'un des enfants () au niveau de la section 1 de Kinta Mané diffère de celui donné par Kinta Mané lui-même qui affirme ne pas avoir frequenté l'école formelle.</w:t>
             </w:r>
           </w:p>
         </w:tc>
@@ -1894,7 +1894,7 @@
                 <w:color w:val="16A34A"/>
                 <w:sz w:val="16"/>
               </w:rPr>
-              <w:t>—</w:t>
+              <w:t>s01q32, s01q36, s01q38, s04q37_modif, s02q33, s02q34, s01q00b</w:t>
             </w:r>
           </w:p>
         </w:tc>
@@ -1925,7 +1925,7 @@
                 <w:i w:val="0"/>
                 <w:sz w:val="17"/>
               </w:rPr>
-              <w:t>Incohérent!! Le niveau d'instruction déclaré par l'un des enfants () au niveau de la section 1 de Finton Mané diffère de celui donné par Finton Mané lui-même qui affirme ne pas avoir frequenté l'école formelle.</w:t>
+              <w:t>Peu probable!!! Vu l'âge (15 ans) de Kady Biaye ou l'année à laquelle Kady Biaye a fréquenté l'école pour la dernière fois (.) le dernier diplome de Kady Biaye ne peut être le Certificat d'études primaires (CEP), prière de corriger cette incohérence ou confirmer avec le QG.</w:t>
             </w:r>
           </w:p>
         </w:tc>
@@ -1958,7 +1958,7 @@
                 <w:i w:val="0"/>
                 <w:sz w:val="16"/>
               </w:rPr>
-              <w:t>S02</w:t>
+              <w:t>S04</w:t>
               <w:br/>
             </w:r>
             <w:r>
@@ -1968,7 +1968,7 @@
                 <w:color w:val="64748B"/>
                 <w:sz w:val="14"/>
               </w:rPr>
-              <w:t>Éducation</w:t>
+              <w:t>Emploi</w:t>
             </w:r>
           </w:p>
         </w:tc>
@@ -1984,7 +1984,7 @@
                 <w:color w:val="16A34A"/>
                 <w:sz w:val="16"/>
               </w:rPr>
-              <w:t>—</w:t>
+              <w:t>s04q46</w:t>
             </w:r>
           </w:p>
         </w:tc>
@@ -2015,7 +2015,7 @@
                 <w:i w:val="0"/>
                 <w:sz w:val="17"/>
               </w:rPr>
-              <w:t>Incohérent!! Le niveau d'instruction déclaré par l'un des enfants () au niveau de la section 1 de Kinta Mané diffère de celui donné par Kinta Mané lui-même qui affirme ne pas avoir frequenté l'école formelle.</w:t>
+              <w:t>Incohérence! Pierre Abdoulaye Biaye  evolue dans l'agriculture mais est  considéré comme salarié ou stagiaire/apprenti non renuméré, prière de revoir la question s04q46 et corriger.</w:t>
             </w:r>
           </w:p>
         </w:tc>
@@ -2074,7 +2074,7 @@
                 <w:color w:val="16A34A"/>
                 <w:sz w:val="16"/>
               </w:rPr>
-              <w:t>s04q46</w:t>
+              <w:t>s03q10__10, s04q18, s04q51, s04q51_unite, s04q39, s04q43, s04q44, s04q63</w:t>
             </w:r>
           </w:p>
         </w:tc>
@@ -2105,7 +2105,7 @@
                 <w:i w:val="0"/>
                 <w:sz w:val="17"/>
               </w:rPr>
-              <w:t>Incohérence! Pierre Abdoulaye Biaye  evolue dans l'agriculture mais est  considéré comme salarié ou stagiaire/apprenti non renuméré, prière de revoir la question s04q46 et corriger.</w:t>
+              <w:t>Incoherence!!! les informations de Pierre Abdoulaye Biaye sur le nombre de mois, jours et heures de son emploi principal et secondaire sont identiques, veuillez corriger ou confirmer aupres du QG.</w:t>
             </w:r>
           </w:p>
         </w:tc>
@@ -2120,10 +2120,10 @@
               <w:rPr>
                 <w:b/>
                 <w:i w:val="0"/>
-                <w:color w:val="DC2626"/>
+                <w:color w:val="EA580C"/>
                 <w:sz w:val="16"/>
               </w:rPr>
-              <w:t>Haute</w:t>
+              <w:t>Moyenne</w:t>
             </w:r>
           </w:p>
         </w:tc>
@@ -2138,7 +2138,7 @@
                 <w:i w:val="0"/>
                 <w:sz w:val="16"/>
               </w:rPr>
-              <w:t>S04</w:t>
+              <w:t>S00</w:t>
               <w:br/>
             </w:r>
             <w:r>
@@ -2148,7 +2148,7 @@
                 <w:color w:val="64748B"/>
                 <w:sz w:val="14"/>
               </w:rPr>
-              <w:t>Emploi</w:t>
+              <w:t>Identification</w:t>
             </w:r>
           </w:p>
         </w:tc>
@@ -2164,7 +2164,7 @@
                 <w:color w:val="16A34A"/>
                 <w:sz w:val="16"/>
               </w:rPr>
-              <w:t>s03q10__10, s04q18, s04q51, s04q51_unite, s04q39, s04q43, s04q44, s04q63</w:t>
+              <w:t>s00q07a, s00q08, s00q10, s00q13_0, s00q15_0, s00q17_0, s00q23a, s00q23b</w:t>
             </w:r>
           </w:p>
         </w:tc>
@@ -2195,7 +2195,7 @@
                 <w:i w:val="0"/>
                 <w:sz w:val="17"/>
               </w:rPr>
-              <w:t>Incoherence!!! les informations de Pierre Abdoulaye Biaye sur le nombre de mois, jours et heures de son emploi principal et secondaire sont identiques, veuillez corriger ou confirmer aupres du QG.</w:t>
+              <w:t>Prière de renseigner toutes les informations du ménage dans la section 0 avant d'entamer les autres informations.</w:t>
             </w:r>
           </w:p>
         </w:tc>
@@ -2254,7 +2254,7 @@
                 <w:color w:val="16A34A"/>
                 <w:sz w:val="16"/>
               </w:rPr>
-              <w:t>s00q07a, s00q08, s00q10, s00q13_0, s00q15_0, s00q17_0, s00q23a, s00q23b</w:t>
+              <w:t>—</w:t>
             </w:r>
           </w:p>
         </w:tc>
@@ -2285,7 +2285,7 @@
                 <w:i w:val="0"/>
                 <w:sz w:val="17"/>
               </w:rPr>
-              <w:t>Prière de renseigner toutes les informations du ménage dans la section 0 avant d'entamer les autres informations.</w:t>
+              <w:t>Attention! Il manque des informations non renseignées dans la section 0, prière de regarder toutes les autres informations dans l'identification du ménage (IDENTIFICATION ET RENSEIGNEMENTS DE CONTROLE) ou dans OBSERVATIONS pour pouvoir renseigné toutes les questions liées au ménage.</w:t>
             </w:r>
           </w:p>
         </w:tc>
@@ -2344,7 +2344,7 @@
                 <w:color w:val="16A34A"/>
                 <w:sz w:val="16"/>
               </w:rPr>
-              <w:t>—</w:t>
+              <w:t>s00q12a</w:t>
             </w:r>
           </w:p>
         </w:tc>
@@ -2375,7 +2375,7 @@
                 <w:i w:val="0"/>
                 <w:sz w:val="17"/>
               </w:rPr>
-              <w:t>Attention! Il manque des informations non renseignées dans la section 0, prière de regarder toutes les autres informations dans l'identification du ménage (IDENTIFICATION ET RENSEIGNEMENTS DE CONTROLE) ou dans OBSERVATIONS pour pouvoir renseigné toutes les questions liées au ménage.</w:t>
+              <w:t>Attention! Veillez bien renseigner le premier numero du chef de ménage(0.12a).</w:t>
             </w:r>
           </w:p>
         </w:tc>
@@ -2434,7 +2434,7 @@
                 <w:color w:val="16A34A"/>
                 <w:sz w:val="16"/>
               </w:rPr>
-              <w:t>s00q12a</w:t>
+              <w:t>s00q12a, s00q12b</w:t>
             </w:r>
           </w:p>
         </w:tc>
@@ -2465,7 +2465,7 @@
                 <w:i w:val="0"/>
                 <w:sz w:val="17"/>
               </w:rPr>
-              <w:t>Attention! Veillez bien renseigner le premier numero du chef de ménage(0.12a).</w:t>
+              <w:t>Attention! Veillez bien renseigner le deuxième numero du chef de ménage(0.12b).</w:t>
             </w:r>
           </w:p>
         </w:tc>
@@ -2498,7 +2498,7 @@
                 <w:i w:val="0"/>
                 <w:sz w:val="16"/>
               </w:rPr>
-              <w:t>S00</w:t>
+              <w:t>S01</w:t>
               <w:br/>
             </w:r>
             <w:r>
@@ -2508,7 +2508,7 @@
                 <w:color w:val="64748B"/>
                 <w:sz w:val="14"/>
               </w:rPr>
-              <w:t>Identification</w:t>
+              <w:t>Démographie</w:t>
             </w:r>
           </w:p>
         </w:tc>
@@ -2524,7 +2524,7 @@
                 <w:color w:val="16A34A"/>
                 <w:sz w:val="16"/>
               </w:rPr>
-              <w:t>s00q12a, s00q12b</w:t>
+              <w:t>—</w:t>
             </w:r>
           </w:p>
         </w:tc>
@@ -2555,7 +2555,7 @@
                 <w:i w:val="0"/>
                 <w:sz w:val="17"/>
               </w:rPr>
-              <w:t>Attention! Veillez bien renseigner le deuxième numero du chef de ménage(0.12b).</w:t>
+              <w:t>Prière de verifier l'information donnée par Jean Biaye ou corriger au niveau de la section 1.</w:t>
             </w:r>
           </w:p>
         </w:tc>
@@ -2645,7 +2645,7 @@
                 <w:i w:val="0"/>
                 <w:sz w:val="17"/>
               </w:rPr>
-              <w:t>Prière de verifier l'information donnée par Jean Biaye ou corriger au niveau de la section 1.</w:t>
+              <w:t>Prière de verifier l'information donnée par Pierre Abdoulaye Biaye ou corriger au niveau de la section 1.</w:t>
             </w:r>
           </w:p>
         </w:tc>
@@ -2735,7 +2735,7 @@
                 <w:i w:val="0"/>
                 <w:sz w:val="17"/>
               </w:rPr>
-              <w:t>Prière de verifier l'information donnée par Pierre Abdoulaye Biaye ou corriger au niveau de la section 1.</w:t>
+              <w:t>Prière de verifier l'information donnée par Jacque Ansoumana Biaye ou corriger au niveau de la section 1.</w:t>
             </w:r>
           </w:p>
         </w:tc>
@@ -2794,7 +2794,7 @@
                 <w:color w:val="16A34A"/>
                 <w:sz w:val="16"/>
               </w:rPr>
-              <w:t>s00q27, s01q03a, s01q03b, s01q03c, s01q00b</w:t>
+              <w:t>—</w:t>
             </w:r>
           </w:p>
         </w:tc>
@@ -2825,457 +2825,7 @@
                 <w:i w:val="0"/>
                 <w:sz w:val="17"/>
               </w:rPr>
-              <w:t>Les informations sur l'acte de naissance (ni Jours, ni mois et ni années) de  Jacque Ansoumana Biaye  manquent, s'il vous plait pouvez-vous fournir d'effort pour avoir ces informations.</w:t>
-            </w:r>
-          </w:p>
-        </w:tc>
-      </w:tr>
-      <w:tr>
-        <w:tc>
-          <w:tcPr>
-            <w:tcW w:type="dxa" w:w="964"/>
-          </w:tcPr>
-          <w:p>
-            <w:r>
-              <w:rPr>
-                <w:b/>
-                <w:i w:val="0"/>
-                <w:color w:val="EA580C"/>
-                <w:sz w:val="16"/>
-              </w:rPr>
-              <w:t>Moyenne</w:t>
-            </w:r>
-          </w:p>
-        </w:tc>
-        <w:tc>
-          <w:tcPr>
-            <w:tcW w:type="dxa" w:w="1247"/>
-          </w:tcPr>
-          <w:p>
-            <w:r>
-              <w:rPr>
-                <w:b/>
-                <w:i w:val="0"/>
-                <w:sz w:val="16"/>
-              </w:rPr>
-              <w:t>S01</w:t>
-              <w:br/>
-            </w:r>
-            <w:r>
-              <w:rPr>
-                <w:b w:val="0"/>
-                <w:i w:val="0"/>
-                <w:color w:val="64748B"/>
-                <w:sz w:val="14"/>
-              </w:rPr>
-              <w:t>Démographie</w:t>
-            </w:r>
-          </w:p>
-        </w:tc>
-        <w:tc>
-          <w:tcPr>
-            <w:tcW w:type="dxa" w:w="1531"/>
-          </w:tcPr>
-          <w:p>
-            <w:r>
-              <w:rPr>
-                <w:b/>
-                <w:i w:val="0"/>
-                <w:color w:val="16A34A"/>
-                <w:sz w:val="16"/>
-              </w:rPr>
-              <w:t>—</w:t>
-            </w:r>
-          </w:p>
-        </w:tc>
-        <w:tc>
-          <w:tcPr>
-            <w:tcW w:type="dxa" w:w="1191"/>
-          </w:tcPr>
-          <w:p>
-            <w:r>
-              <w:rPr>
-                <w:b w:val="0"/>
-                <w:i w:val="0"/>
-                <w:color w:val="64748B"/>
-                <w:sz w:val="16"/>
-              </w:rPr>
-              <w:t>GT-CQ</w:t>
-            </w:r>
-          </w:p>
-        </w:tc>
-        <w:tc>
-          <w:tcPr>
-            <w:tcW w:type="dxa" w:w="4706"/>
-          </w:tcPr>
-          <w:p>
-            <w:r>
-              <w:rPr>
-                <w:b w:val="0"/>
-                <w:i w:val="0"/>
-                <w:sz w:val="17"/>
-              </w:rPr>
-              <w:t>Prière de verifier l'information donnée par Jacque Ansoumana Biaye ou corriger au niveau de la section 1.</w:t>
-            </w:r>
-          </w:p>
-        </w:tc>
-      </w:tr>
-      <w:tr>
-        <w:tc>
-          <w:tcPr>
-            <w:tcW w:type="dxa" w:w="964"/>
-          </w:tcPr>
-          <w:p>
-            <w:r>
-              <w:rPr>
-                <w:b/>
-                <w:i w:val="0"/>
-                <w:color w:val="EA580C"/>
-                <w:sz w:val="16"/>
-              </w:rPr>
-              <w:t>Moyenne</w:t>
-            </w:r>
-          </w:p>
-        </w:tc>
-        <w:tc>
-          <w:tcPr>
-            <w:tcW w:type="dxa" w:w="1247"/>
-          </w:tcPr>
-          <w:p>
-            <w:r>
-              <w:rPr>
-                <w:b/>
-                <w:i w:val="0"/>
-                <w:sz w:val="16"/>
-              </w:rPr>
-              <w:t>S01</w:t>
-              <w:br/>
-            </w:r>
-            <w:r>
-              <w:rPr>
-                <w:b w:val="0"/>
-                <w:i w:val="0"/>
-                <w:color w:val="64748B"/>
-                <w:sz w:val="14"/>
-              </w:rPr>
-              <w:t>Démographie</w:t>
-            </w:r>
-          </w:p>
-        </w:tc>
-        <w:tc>
-          <w:tcPr>
-            <w:tcW w:type="dxa" w:w="1531"/>
-          </w:tcPr>
-          <w:p>
-            <w:r>
-              <w:rPr>
-                <w:b/>
-                <w:i w:val="0"/>
-                <w:color w:val="16A34A"/>
-                <w:sz w:val="16"/>
-              </w:rPr>
-              <w:t>s00q27, s01q03a, s01q03b, s01q03c, s01q00b</w:t>
-            </w:r>
-          </w:p>
-        </w:tc>
-        <w:tc>
-          <w:tcPr>
-            <w:tcW w:type="dxa" w:w="1191"/>
-          </w:tcPr>
-          <w:p>
-            <w:r>
-              <w:rPr>
-                <w:b w:val="0"/>
-                <w:i w:val="0"/>
-                <w:color w:val="64748B"/>
-                <w:sz w:val="16"/>
-              </w:rPr>
-              <w:t>GT-CQ</w:t>
-            </w:r>
-          </w:p>
-        </w:tc>
-        <w:tc>
-          <w:tcPr>
-            <w:tcW w:type="dxa" w:w="4706"/>
-          </w:tcPr>
-          <w:p>
-            <w:r>
-              <w:rPr>
-                <w:b w:val="0"/>
-                <w:i w:val="0"/>
-                <w:sz w:val="17"/>
-              </w:rPr>
-              <w:t>Les informations sur l'acte de naissance (ni Jours, ni mois et ni années) de  Kady Biaye  manquent, s'il vous plait pouvez-vous fournir d'effort pour avoir ces informations.</w:t>
-            </w:r>
-          </w:p>
-        </w:tc>
-      </w:tr>
-      <w:tr>
-        <w:tc>
-          <w:tcPr>
-            <w:tcW w:type="dxa" w:w="964"/>
-          </w:tcPr>
-          <w:p>
-            <w:r>
-              <w:rPr>
-                <w:b/>
-                <w:i w:val="0"/>
-                <w:color w:val="EA580C"/>
-                <w:sz w:val="16"/>
-              </w:rPr>
-              <w:t>Moyenne</w:t>
-            </w:r>
-          </w:p>
-        </w:tc>
-        <w:tc>
-          <w:tcPr>
-            <w:tcW w:type="dxa" w:w="1247"/>
-          </w:tcPr>
-          <w:p>
-            <w:r>
-              <w:rPr>
-                <w:b/>
-                <w:i w:val="0"/>
-                <w:sz w:val="16"/>
-              </w:rPr>
-              <w:t>S01</w:t>
-              <w:br/>
-            </w:r>
-            <w:r>
-              <w:rPr>
-                <w:b w:val="0"/>
-                <w:i w:val="0"/>
-                <w:color w:val="64748B"/>
-                <w:sz w:val="14"/>
-              </w:rPr>
-              <w:t>Démographie</w:t>
-            </w:r>
-          </w:p>
-        </w:tc>
-        <w:tc>
-          <w:tcPr>
-            <w:tcW w:type="dxa" w:w="1531"/>
-          </w:tcPr>
-          <w:p>
-            <w:r>
-              <w:rPr>
-                <w:b/>
-                <w:i w:val="0"/>
-                <w:color w:val="16A34A"/>
-                <w:sz w:val="16"/>
-              </w:rPr>
-              <w:t>—</w:t>
-            </w:r>
-          </w:p>
-        </w:tc>
-        <w:tc>
-          <w:tcPr>
-            <w:tcW w:type="dxa" w:w="1191"/>
-          </w:tcPr>
-          <w:p>
-            <w:r>
-              <w:rPr>
-                <w:b w:val="0"/>
-                <w:i w:val="0"/>
-                <w:color w:val="64748B"/>
-                <w:sz w:val="16"/>
-              </w:rPr>
-              <w:t>GT-CQ</w:t>
-            </w:r>
-          </w:p>
-        </w:tc>
-        <w:tc>
-          <w:tcPr>
-            <w:tcW w:type="dxa" w:w="4706"/>
-          </w:tcPr>
-          <w:p>
-            <w:r>
-              <w:rPr>
-                <w:b w:val="0"/>
-                <w:i w:val="0"/>
-                <w:sz w:val="17"/>
-              </w:rPr>
               <w:t>Prière de verifier l'information donnée par Kady Biaye ou corriger au niveau de la section 1.</w:t>
-            </w:r>
-          </w:p>
-        </w:tc>
-      </w:tr>
-      <w:tr>
-        <w:tc>
-          <w:tcPr>
-            <w:tcW w:type="dxa" w:w="964"/>
-          </w:tcPr>
-          <w:p>
-            <w:r>
-              <w:rPr>
-                <w:b/>
-                <w:i w:val="0"/>
-                <w:color w:val="EA580C"/>
-                <w:sz w:val="16"/>
-              </w:rPr>
-              <w:t>Moyenne</w:t>
-            </w:r>
-          </w:p>
-        </w:tc>
-        <w:tc>
-          <w:tcPr>
-            <w:tcW w:type="dxa" w:w="1247"/>
-          </w:tcPr>
-          <w:p>
-            <w:r>
-              <w:rPr>
-                <w:b/>
-                <w:i w:val="0"/>
-                <w:sz w:val="16"/>
-              </w:rPr>
-              <w:t>S02</w:t>
-              <w:br/>
-            </w:r>
-            <w:r>
-              <w:rPr>
-                <w:b w:val="0"/>
-                <w:i w:val="0"/>
-                <w:color w:val="64748B"/>
-                <w:sz w:val="14"/>
-              </w:rPr>
-              <w:t>Éducation</w:t>
-            </w:r>
-          </w:p>
-        </w:tc>
-        <w:tc>
-          <w:tcPr>
-            <w:tcW w:type="dxa" w:w="1531"/>
-          </w:tcPr>
-          <w:p>
-            <w:r>
-              <w:rPr>
-                <w:b/>
-                <w:i w:val="0"/>
-                <w:color w:val="16A34A"/>
-                <w:sz w:val="16"/>
-              </w:rPr>
-              <w:t>—</w:t>
-            </w:r>
-          </w:p>
-        </w:tc>
-        <w:tc>
-          <w:tcPr>
-            <w:tcW w:type="dxa" w:w="1191"/>
-          </w:tcPr>
-          <w:p>
-            <w:r>
-              <w:rPr>
-                <w:b w:val="0"/>
-                <w:i w:val="0"/>
-                <w:color w:val="64748B"/>
-                <w:sz w:val="16"/>
-              </w:rPr>
-              <w:t>GT-CQ</w:t>
-            </w:r>
-          </w:p>
-        </w:tc>
-        <w:tc>
-          <w:tcPr>
-            <w:tcW w:type="dxa" w:w="4706"/>
-          </w:tcPr>
-          <w:p>
-            <w:r>
-              <w:rPr>
-                <w:b w:val="0"/>
-                <w:i w:val="0"/>
-                <w:sz w:val="17"/>
-              </w:rPr>
-              <w:t>veuillez, s'il vous plait, confirmer les frais de scolarité ( 1000 FCFA) payée de Kady Biaye avec le QG ou apporter les corrections nécessaires.</w:t>
-            </w:r>
-          </w:p>
-        </w:tc>
-      </w:tr>
-      <w:tr>
-        <w:tc>
-          <w:tcPr>
-            <w:tcW w:type="dxa" w:w="964"/>
-          </w:tcPr>
-          <w:p>
-            <w:r>
-              <w:rPr>
-                <w:b/>
-                <w:i w:val="0"/>
-                <w:color w:val="EA580C"/>
-                <w:sz w:val="16"/>
-              </w:rPr>
-              <w:t>Moyenne</w:t>
-            </w:r>
-          </w:p>
-        </w:tc>
-        <w:tc>
-          <w:tcPr>
-            <w:tcW w:type="dxa" w:w="1247"/>
-          </w:tcPr>
-          <w:p>
-            <w:r>
-              <w:rPr>
-                <w:b/>
-                <w:i w:val="0"/>
-                <w:sz w:val="16"/>
-              </w:rPr>
-              <w:t>S02</w:t>
-              <w:br/>
-            </w:r>
-            <w:r>
-              <w:rPr>
-                <w:b w:val="0"/>
-                <w:i w:val="0"/>
-                <w:color w:val="64748B"/>
-                <w:sz w:val="14"/>
-              </w:rPr>
-              <w:t>Éducation</w:t>
-            </w:r>
-          </w:p>
-        </w:tc>
-        <w:tc>
-          <w:tcPr>
-            <w:tcW w:type="dxa" w:w="1531"/>
-          </w:tcPr>
-          <w:p>
-            <w:r>
-              <w:rPr>
-                <w:b/>
-                <w:i w:val="0"/>
-                <w:color w:val="16A34A"/>
-                <w:sz w:val="16"/>
-              </w:rPr>
-              <w:t>—</w:t>
-            </w:r>
-          </w:p>
-        </w:tc>
-        <w:tc>
-          <w:tcPr>
-            <w:tcW w:type="dxa" w:w="1191"/>
-          </w:tcPr>
-          <w:p>
-            <w:r>
-              <w:rPr>
-                <w:b w:val="0"/>
-                <w:i w:val="0"/>
-                <w:color w:val="64748B"/>
-                <w:sz w:val="16"/>
-              </w:rPr>
-              <w:t>GT-CQ</w:t>
-            </w:r>
-          </w:p>
-        </w:tc>
-        <w:tc>
-          <w:tcPr>
-            <w:tcW w:type="dxa" w:w="4706"/>
-          </w:tcPr>
-          <w:p>
-            <w:r>
-              <w:rPr>
-                <w:b w:val="0"/>
-                <w:i w:val="0"/>
-                <w:sz w:val="17"/>
-              </w:rPr>
-              <w:t>veuillez, s'il vous plait, confirmer les frais de scolarité ( 500 FCFA) payée de Jacque Ansoumana Biaye avec le QG ou apporter les corrections nécessaires.</w:t>
             </w:r>
           </w:p>
         </w:tc>
